--- a/content/CP1972/CP1972-6.docx
+++ b/content/CP1972/CP1972-6.docx
@@ -228,7 +228,7 @@
                           <pic:cNvPicPr/>
                         </pic:nvPicPr>
                         <pic:blipFill>
-                          <a:blip r:link="rId24"/>
+                          <a:blip r:embed="rId24"/>
                           <a:stretch>
                             <a:fillRect/>
                           </a:stretch>
@@ -684,7 +684,7 @@
                           <pic:cNvPicPr/>
                         </pic:nvPicPr>
                         <pic:blipFill>
-                          <a:blip r:link="rId25"/>
+                          <a:blip r:embed="rId25"/>
                           <a:stretch>
                             <a:fillRect/>
                           </a:stretch>
@@ -1134,7 +1134,7 @@
                           <pic:cNvPicPr/>
                         </pic:nvPicPr>
                         <pic:blipFill>
-                          <a:blip r:link="rId26"/>
+                          <a:blip r:embed="rId26"/>
                           <a:stretch>
                             <a:fillRect/>
                           </a:stretch>
@@ -1617,7 +1617,7 @@
                           <pic:cNvPicPr/>
                         </pic:nvPicPr>
                         <pic:blipFill>
-                          <a:blip r:link="rId27"/>
+                          <a:blip r:embed="rId27"/>
                           <a:stretch>
                             <a:fillRect/>
                           </a:stretch>
@@ -1763,7 +1763,7 @@
                     <pic:cNvPicPr/>
                   </pic:nvPicPr>
                   <pic:blipFill>
-                    <a:blip r:link="rId28"/>
+                    <a:blip r:embed="rId28"/>
                     <a:stretch>
                       <a:fillRect/>
                     </a:stretch>
@@ -2158,7 +2158,7 @@
                           <pic:cNvPicPr/>
                         </pic:nvPicPr>
                         <pic:blipFill>
-                          <a:blip r:link="rId29"/>
+                          <a:blip r:embed="rId29"/>
                           <a:stretch>
                             <a:fillRect/>
                           </a:stretch>
@@ -2313,7 +2313,7 @@
                     <pic:cNvPicPr/>
                   </pic:nvPicPr>
                   <pic:blipFill>
-                    <a:blip r:link="rId30"/>
+                    <a:blip r:embed="rId30"/>
                     <a:stretch>
                       <a:fillRect/>
                     </a:stretch>
@@ -2641,7 +2641,7 @@
                           <pic:cNvPicPr/>
                         </pic:nvPicPr>
                         <pic:blipFill>
-                          <a:blip r:link="rId31"/>
+                          <a:blip r:embed="rId31"/>
                           <a:stretch>
                             <a:fillRect/>
                           </a:stretch>
@@ -2860,7 +2860,7 @@
                     <pic:cNvPicPr/>
                   </pic:nvPicPr>
                   <pic:blipFill>
-                    <a:blip r:link="rId32"/>
+                    <a:blip r:embed="rId32"/>
                     <a:stretch>
                       <a:fillRect/>
                     </a:stretch>

--- a/content/CP1972/CP1972-6.docx
+++ b/content/CP1972/CP1972-6.docx
@@ -228,7 +228,7 @@
                           <pic:cNvPicPr/>
                         </pic:nvPicPr>
                         <pic:blipFill>
-                          <a:blip r:embed="rId24"/>
+                          <a:blip r:link="rId24"/>
                           <a:stretch>
                             <a:fillRect/>
                           </a:stretch>
@@ -684,7 +684,7 @@
                           <pic:cNvPicPr/>
                         </pic:nvPicPr>
                         <pic:blipFill>
-                          <a:blip r:embed="rId25"/>
+                          <a:blip r:link="rId25"/>
                           <a:stretch>
                             <a:fillRect/>
                           </a:stretch>
@@ -1134,7 +1134,7 @@
                           <pic:cNvPicPr/>
                         </pic:nvPicPr>
                         <pic:blipFill>
-                          <a:blip r:embed="rId26"/>
+                          <a:blip r:link="rId26"/>
                           <a:stretch>
                             <a:fillRect/>
                           </a:stretch>
@@ -1617,7 +1617,7 @@
                           <pic:cNvPicPr/>
                         </pic:nvPicPr>
                         <pic:blipFill>
-                          <a:blip r:embed="rId27"/>
+                          <a:blip r:link="rId27"/>
                           <a:stretch>
                             <a:fillRect/>
                           </a:stretch>
@@ -1763,7 +1763,7 @@
                     <pic:cNvPicPr/>
                   </pic:nvPicPr>
                   <pic:blipFill>
-                    <a:blip r:embed="rId28"/>
+                    <a:blip r:link="rId28"/>
                     <a:stretch>
                       <a:fillRect/>
                     </a:stretch>
@@ -2158,7 +2158,7 @@
                           <pic:cNvPicPr/>
                         </pic:nvPicPr>
                         <pic:blipFill>
-                          <a:blip r:embed="rId29"/>
+                          <a:blip r:link="rId29"/>
                           <a:stretch>
                             <a:fillRect/>
                           </a:stretch>
@@ -2313,7 +2313,7 @@
                     <pic:cNvPicPr/>
                   </pic:nvPicPr>
                   <pic:blipFill>
-                    <a:blip r:embed="rId30"/>
+                    <a:blip r:link="rId30"/>
                     <a:stretch>
                       <a:fillRect/>
                     </a:stretch>
@@ -2641,7 +2641,7 @@
                           <pic:cNvPicPr/>
                         </pic:nvPicPr>
                         <pic:blipFill>
-                          <a:blip r:embed="rId31"/>
+                          <a:blip r:link="rId31"/>
                           <a:stretch>
                             <a:fillRect/>
                           </a:stretch>
@@ -2860,7 +2860,7 @@
                     <pic:cNvPicPr/>
                   </pic:nvPicPr>
                   <pic:blipFill>
-                    <a:blip r:embed="rId32"/>
+                    <a:blip r:link="rId32"/>
                     <a:stretch>
                       <a:fillRect/>
                     </a:stretch>

--- a/content/CP1972/CP1972-6.docx
+++ b/content/CP1972/CP1972-6.docx
@@ -45,26 +45,6 @@
           </w:tcPr>
           <w:p>
             <w:pPr>
-              <w:pStyle w:val="AIinstructions"/>
-            </w:pPr>
-            <w:r>
-              <w:t>&lt;worksheet&gt;&lt;filename&gt; “</w:t>
-            </w:r>
-            <w:r>
-              <w:t>CP</w:t>
-            </w:r>
-            <w:r>
-              <w:t>1972</w:t>
-            </w:r>
-            <w:r>
-              <w:t>-</w:t>
-            </w:r>
-            <w:r>
-              <w:t>6.doc” &lt;/filename&gt;</w:t>
-            </w:r>
-          </w:p>
-          <w:p>
-            <w:pPr>
               <w:pStyle w:val="Wsnumber"/>
             </w:pPr>
             <w:r>
@@ -86,6 +66,14 @@
               <w:t>Ints</w:t>
             </w:r>
             <w:proofErr w:type="spellEnd"/>
+          </w:p>
+          <w:p>
+            <w:pPr>
+              <w:pStyle w:val="Wsreference"/>
+            </w:pPr>
+            <w:r>
+              <w:t>CP1972-6</w:t>
+            </w:r>
           </w:p>
         </w:tc>
         <w:tc>
@@ -218,7 +206,7 @@
                 <w:noProof/>
               </w:rPr>
               <w:drawing>
-                <wp:inline distT="0" distB="0" distL="0" distR="0" wp14:anchorId="74EC2D88" wp14:editId="61156BA7">
+                <wp:inline distT="0" distB="0" distL="0" distR="0" wp14:anchorId="74EC2D88" wp14:editId="4F82DD8F">
                   <wp:extent cx="2023511" cy="1992103"/>
                   <wp:effectExtent l="0" t="0" r="0" b="8255"/>
                   <wp:docPr id="634126060" name="bubble level.png"/>
@@ -233,7 +221,7 @@
                           <pic:cNvPicPr/>
                         </pic:nvPicPr>
                         <pic:blipFill>
-                          <a:blip r:link="rId8"/>
+                          <a:blip r:embed="rId8" r:link="rId9"/>
                           <a:stretch>
                             <a:fillRect/>
                           </a:stretch>
@@ -514,7 +502,7 @@
       </w:r>
     </w:p>
     <w:sectPr>
-      <w:footerReference w:type="default" r:id="rId9"/>
+      <w:footerReference w:type="default" r:id="rId10"/>
       <w:type w:val="continuous"/>
       <w:pgSz w:w="11906" w:h="16838"/>
       <w:pgMar w:top="907" w:right="567" w:bottom="567" w:left="567" w:header="709" w:footer="709" w:gutter="0"/>
